--- a/SINDy_DDE/summer_research/Research Updates/research_update_15.docx
+++ b/SINDy_DDE/summer_research/Research Updates/research_update_15.docx
@@ -112,7 +112,7 @@
         <w:t xml:space="preserve"> </w:t>
       </w:r>
       <w:r>
-        <w:t xml:space="preserve">Randomly initialised networks already form the same comb, but with the sign decided by a coin flip. Trained networks reinforce the tooth-passing family in 114 of 125 measured cases; untrained ones are statistically indistinguishable from chance.</w:t>
+        <w:t xml:space="preserve">Randomly initialised networks already form the same comb, but with the sign decided by a coin flip. Trained networks reinforce the tooth-passing family in 110 of 125 measured cases; untrained ones land at 64 of 125, which is chance.</w:t>
       </w:r>
     </w:p>
     <w:p>
@@ -476,7 +476,7 @@
               <w:jc w:val="left"/>
             </w:pPr>
             <w:r>
-              <w:t xml:space="preserve">0.640</w:t>
+              <w:t xml:space="preserve">0.600</w:t>
             </w:r>
           </w:p>
         </w:tc>
@@ -511,18 +511,18 @@
               <w:jc w:val="left"/>
             </w:pPr>
             <w:r>
-              <w:t xml:space="preserve">0.920</w:t>
-            </w:r>
-          </w:p>
-        </w:tc>
-        <w:tc>
-          <w:p>
-            <w:pPr>
-              <w:pStyle w:val="Compact"/>
-              <w:jc w:val="left"/>
-            </w:pPr>
-            <w:r>
-              <w:t xml:space="preserve">0.600</w:t>
+              <w:t xml:space="preserve">0.840</w:t>
+            </w:r>
+          </w:p>
+        </w:tc>
+        <w:tc>
+          <w:p>
+            <w:pPr>
+              <w:pStyle w:val="Compact"/>
+              <w:jc w:val="left"/>
+            </w:pPr>
+            <w:r>
+              <w:t xml:space="preserve">0.520</w:t>
             </w:r>
           </w:p>
         </w:tc>
@@ -557,18 +557,18 @@
               <w:jc w:val="left"/>
             </w:pPr>
             <w:r>
-              <w:t xml:space="preserve">0.920</w:t>
-            </w:r>
-          </w:p>
-        </w:tc>
-        <w:tc>
-          <w:p>
-            <w:pPr>
-              <w:pStyle w:val="Compact"/>
-              <w:jc w:val="left"/>
-            </w:pPr>
-            <w:r>
-              <w:t xml:space="preserve">0.640</w:t>
+              <w:t xml:space="preserve">0.880</w:t>
+            </w:r>
+          </w:p>
+        </w:tc>
+        <w:tc>
+          <w:p>
+            <w:pPr>
+              <w:pStyle w:val="Compact"/>
+              <w:jc w:val="left"/>
+            </w:pPr>
+            <w:r>
+              <w:t xml:space="preserve">0.520</w:t>
             </w:r>
           </w:p>
         </w:tc>
@@ -603,18 +603,18 @@
               <w:jc w:val="left"/>
             </w:pPr>
             <w:r>
-              <w:t xml:space="preserve">0.960</w:t>
-            </w:r>
-          </w:p>
-        </w:tc>
-        <w:tc>
-          <w:p>
-            <w:pPr>
-              <w:pStyle w:val="Compact"/>
-              <w:jc w:val="left"/>
-            </w:pPr>
-            <w:r>
-              <w:t xml:space="preserve">0.520</w:t>
+              <w:t xml:space="preserve">0.920</w:t>
+            </w:r>
+          </w:p>
+        </w:tc>
+        <w:tc>
+          <w:p>
+            <w:pPr>
+              <w:pStyle w:val="Compact"/>
+              <w:jc w:val="left"/>
+            </w:pPr>
+            <w:r>
+              <w:t xml:space="preserve">0.440</w:t>
             </w:r>
           </w:p>
         </w:tc>
@@ -700,7 +700,7 @@
         <w:t xml:space="preserve"> </w:t>
       </w:r>
       <w:r>
-        <w:t xml:space="preserve">Pooled, trained pairs peak on a tooth-passing harmonic in 114 of 125 cases and untrained pairs in 72 of 125. That untrained figure is not distinguishable from a coin toss, at p equal to 0.107.</w:t>
+        <w:t xml:space="preserve">Pooled, trained pairs peak on a tooth-passing harmonic in 110 of 125 cases and untrained pairs in 64 of 125. That untrained figure is a coin toss, at p equal to 0.86.</w:t>
       </w:r>
     </w:p>
     <w:p>
@@ -708,7 +708,7 @@
         <w:pStyle w:val="BodyText"/>
       </w:pPr>
       <w:r>
-        <w:t xml:space="preserve">A coin toss is the right comparison, and this is the part that changes the claim. At random initialisation the two curves of a pair are both close to straight lines, and any two straight lines are almost perfectly proportional. So an untrained network already forms this filter. What it does not have is a preferred direction: half its pairs reinforce the tooth-passing family and half cancel it. Against that baseline the trained networks reinforce 114 times out of 125, at p equal to 5 times ten to the minus 23.</w:t>
+        <w:t xml:space="preserve">A coin toss is the right comparison, and this is the part that changes the claim. At random initialisation the two curves of a pair are both close to straight lines, and any two straight lines are almost perfectly proportional. So an untrained network already forms this filter. What it does not have is a preferred direction: half its pairs reinforce the tooth-passing family and half cancel it. Against that baseline the trained networks reinforce 110 times out of 125, at p equal to 2 times ten to the minus 19.</w:t>
       </w:r>
     </w:p>
     <w:p>
@@ -795,6 +795,24 @@
       </w:pPr>
       <w:r>
         <w:t xml:space="preserve">Swept response of the strongest delay pair in each network. Blue is measured by driving the learned functions with pure tones, red dashed is predicted from the stored correlation and gain, and grey is the same measurement on a randomly initialised copy. Blue and red coincide everywhere. The grey curve is a filter of the same shape, but on four of the five networks it is inverted, peaking exactly where the trained one cancels. That inversion is the whole finding: the shape is architecture, the direction is learned.</w:t>
+      </w:r>
+    </w:p>
+    <w:p>
+      <w:pPr>
+        <w:pStyle w:val="BodyText"/>
+      </w:pPr>
+      <w:r>
+        <w:rPr>
+          <w:bCs/>
+          <w:b/>
+        </w:rPr>
+        <w:t xml:space="preserve">A defect in my own measure, found and corrected before it reached you.</w:t>
+      </w:r>
+      <w:r>
+        <w:t xml:space="preserve"> </w:t>
+      </w:r>
+      <w:r>
+        <w:t xml:space="preserve">The first version of this table took the highest point of each measured response and asked whether it sat on a tooth-passing harmonic. A shaped edge produces a constant offset as well as a tone, and for 44 of the 125 pairs that constant was the highest point. Because zero counts as a whole number, those were scored as hits. Excluding the constant term lowers the trained figure from 0.912 to 0.880 and the untrained one from 0.576 to 0.512. The conclusion is unchanged and the control is cleaner for it, since 0.512 is a coin toss by any reading. The numbers above are the corrected ones.</w:t>
       </w:r>
     </w:p>
     <w:p>

--- a/SINDy_DDE/summer_research/Research Updates/research_update_15.docx
+++ b/SINDy_DDE/summer_research/Research Updates/research_update_15.docx
@@ -172,13 +172,13 @@
           <w:bCs/>
           <w:b/>
         </w:rPr>
-        <w:t xml:space="preserve">Next:</w:t>
-      </w:r>
-      <w:r>
-        <w:t xml:space="preserve"> </w:t>
-      </w:r>
-      <w:r>
-        <w:t xml:space="preserve">the reproducibility test is queued behind a shared cluster limit, and the noise floor it feeds is the gate on every remaining comparison.</w:t>
+        <w:t xml:space="preserve">Reproducibility:</w:t>
+      </w:r>
+      <w:r>
+        <w:t xml:space="preserve"> </w:t>
+      </w:r>
+      <w:r>
+        <w:t xml:space="preserve">two runs of the same configuration with reproducible arithmetic requested came back identical to the last digit. The settings work, on one machine.</w:t>
       </w:r>
     </w:p>
     <w:bookmarkEnd w:id="20"/>
@@ -1003,13 +1003,13 @@
           <w:bCs/>
           <w:b/>
         </w:rPr>
-        <w:t xml:space="preserve">Read the reproducibility test.</w:t>
-      </w:r>
-      <w:r>
-        <w:t xml:space="preserve"> </w:t>
-      </w:r>
-      <w:r>
-        <w:t xml:space="preserve">Two runs of one configuration, submitted, waiting behind a shared limit on how many GPUs the group account may hold at once. Nothing here depends on them.</w:t>
+        <w:t xml:space="preserve">The reproducibility test returned, and it passed.</w:t>
+      </w:r>
+      <w:r>
+        <w:t xml:space="preserve"> </w:t>
+      </w:r>
+      <w:r>
+        <w:t xml:space="preserve">Two runs of one configuration, same fold and same seed, with reproducible arithmetic requested: the two training histories are identical to the last digit at every epoch. The settings work. Three limits keep this from being a general claim. Both runs landed on the same machine, so reproducibility across machines is untested. It does not change the 0.0092 figure, which was measured on runs made before these settings existed. And it is one fold on one graphics card of a type nothing else in this project used. What it buys is that future comparisons can be made with the settings on, so a measured difference is attributable to the change rather than to noise.</w:t>
       </w:r>
     </w:p>
     <w:p>
